--- a/pr-preview/pr-337/basic-statistical-methods-handout.docx
+++ b/pr-preview/pr-337/basic-statistical-methods-handout.docx
@@ -15,7 +15,7 @@
         <w:pStyle w:val="Date"/>
       </w:pPr>
       <w:r>
-        <w:t xml:space="preserve">Last modified: 2026-10-18 01:15:39 (PDT)</w:t>
+        <w:t xml:space="preserve">Last modified: 2026-10-18 11:27:25 (PDT)</w:t>
       </w:r>
     </w:p>
     <w:bookmarkStart w:id="13" w:name="introduction"/>
@@ -184,7 +184,7 @@
         <w:t xml:space="preserve"> </w:t>
       </w:r>
       <w:r>
-        <w:t xml:space="preserve">Vittinghoff et al. (2012)</w:t>
+        <w:t xml:space="preserve">Vittinghoff et al. [1]</w:t>
       </w:r>
       <w:r>
         <w:t xml:space="preserve">, Chapter 3.</w:t>
@@ -241,7 +241,7 @@
         <w:t xml:space="preserve"> </w:t>
       </w:r>
       <w:r>
-        <w:t xml:space="preserve">(Hulley et al. 1998)</w:t>
+        <w:t xml:space="preserve">[2]</w:t>
       </w:r>
       <w:r>
         <w:t xml:space="preserve">.</w:t>
@@ -276,7 +276,7 @@
         <w:t xml:space="preserve"> </w:t>
       </w:r>
       <w:r>
-        <w:t xml:space="preserve">(Hulley et al. 1998)</w:t>
+        <w:t xml:space="preserve">[2]</w:t>
       </w:r>
       <w:r>
         <w:t xml:space="preserve">.</w:t>
@@ -291,7 +291,7 @@
         <w:t xml:space="preserve"> </w:t>
       </w:r>
       <w:r>
-        <w:t xml:space="preserve">(Hulley et al. 1998)</w:t>
+        <w:t xml:space="preserve">[2]</w:t>
       </w:r>
       <w:r>
         <w:t xml:space="preserve">.</w:t>
@@ -308,7 +308,7 @@
         <w:t xml:space="preserve"> </w:t>
       </w:r>
       <w:r>
-        <w:t xml:space="preserve">(Hulley et al. 1998)</w:t>
+        <w:t xml:space="preserve">[2]</w:t>
       </w:r>
       <w:r>
         <w:t xml:space="preserve">.</w:t>
@@ -325,7 +325,7 @@
         <w:t xml:space="preserve"> </w:t>
       </w:r>
       <w:r>
-        <w:t xml:space="preserve">Vittinghoff et al. (2012)</w:t>
+        <w:t xml:space="preserve">Vittinghoff et al. [1]</w:t>
       </w:r>
       <w:r>
         <w:t xml:space="preserve"> </w:t>
@@ -4686,7 +4686,7 @@
         <w:t xml:space="preserve"> </w:t>
       </w:r>
       <w:r>
-        <w:t xml:space="preserve">Wikipedia contributors (2026e)</w:t>
+        <w:t xml:space="preserve">Wikipedia contributors [3]</w:t>
       </w:r>
       <w:r>
         <w:t xml:space="preserve">.</w:t>
@@ -5031,7 +5031,7 @@
         <w:t xml:space="preserve"> </w:t>
       </w:r>
       <w:r>
-        <w:t xml:space="preserve">(Hogg et al. 2019, sec. 5.5, pp. 203-205)</w:t>
+        <w:t xml:space="preserve">[4, Sec. 5.5], pp. 203-205</w:t>
       </w:r>
       <w:r>
         <w:t xml:space="preserve">:</w:t>
@@ -6734,7 +6734,7 @@
         <w:t xml:space="preserve"> </w:t>
       </w:r>
       <w:r>
-        <w:t xml:space="preserve">Wikipedia contributors (2026e)</w:t>
+        <w:t xml:space="preserve">Wikipedia contributors [3]</w:t>
       </w:r>
       <w:r>
         <w:t xml:space="preserve">.</w:t>
@@ -8591,7 +8591,7 @@
         <w:t xml:space="preserve"> </w:t>
       </w:r>
       <w:r>
-        <w:t xml:space="preserve">Wikipedia contributors (2026f)</w:t>
+        <w:t xml:space="preserve">Wikipedia contributors [5]</w:t>
       </w:r>
       <w:r>
         <w:t xml:space="preserve">.</w:t>
@@ -10617,7 +10617,7 @@
         <w:t xml:space="preserve"> </w:t>
       </w:r>
       <w:r>
-        <w:t xml:space="preserve">Wikipedia contributors (2026d)</w:t>
+        <w:t xml:space="preserve">Wikipedia contributors [6]</w:t>
       </w:r>
       <w:r>
         <w:t xml:space="preserve">.</w:t>
@@ -11593,7 +11593,7 @@
         <w:t xml:space="preserve"> </w:t>
       </w:r>
       <w:r>
-        <w:t xml:space="preserve">Wikipedia contributors (2026e)</w:t>
+        <w:t xml:space="preserve">Wikipedia contributors [3]</w:t>
       </w:r>
       <w:r>
         <w:t xml:space="preserve">.</w:t>
@@ -11753,7 +11753,7 @@
         <w:t xml:space="preserve"> </w:t>
       </w:r>
       <w:r>
-        <w:t xml:space="preserve">(Hogg et al. 2019, sec. 8.2, p. 371)</w:t>
+        <w:t xml:space="preserve">[4, Sec. 8.2], p. 371</w:t>
       </w:r>
       <w:r>
         <w:t xml:space="preserve">.</w:t>
@@ -12027,7 +12027,7 @@
         </w:numPr>
       </w:pPr>
       <w:r>
-        <w:t xml:space="preserve">Hogg et al. (2019, sec. 8.2, pp. 369–377)</w:t>
+        <w:t xml:space="preserve">Hogg et al. [4, Sec. 8.2], pp. 369–377</w:t>
       </w:r>
       <w:r>
         <w:t xml:space="preserve"> </w:t>
@@ -12045,7 +12045,7 @@
         </w:numPr>
       </w:pPr>
       <w:r>
-        <w:t xml:space="preserve">Rice (2007, sec. 11.2.1, pp. 421–432)</w:t>
+        <w:t xml:space="preserve">Rice [7, Sec. 11.2.1], pp. 421–432</w:t>
       </w:r>
       <w:r>
         <w:t xml:space="preserve"> </w:t>
@@ -12063,7 +12063,7 @@
         </w:numPr>
       </w:pPr>
       <w:r>
-        <w:t xml:space="preserve">Rice (2007, sec. 11.3.1, pp. 446–447)</w:t>
+        <w:t xml:space="preserve">Rice [7, Sec. 11.3.1], pp. 446–447</w:t>
       </w:r>
       <w:r>
         <w:t xml:space="preserve"> </w:t>
@@ -12933,7 +12933,7 @@
         <w:pStyle w:val="BodyText"/>
       </w:pPr>
       <w:r>
-        <w:t xml:space="preserve">Hogg et al. (2019, sec. 7.2, pp. 314–322)</w:t>
+        <w:t xml:space="preserve">Hogg et al. [4, Sec. 7.2], pp. 314–322</w:t>
       </w:r>
       <w:r>
         <w:t xml:space="preserve"> </w:t>
@@ -13452,7 +13452,7 @@
         <w:t xml:space="preserve"> </w:t>
       </w:r>
       <w:r>
-        <w:t xml:space="preserve">Wikipedia contributors (2026c)</w:t>
+        <w:t xml:space="preserve">Wikipedia contributors [8]</w:t>
       </w:r>
       <w:r>
         <w:t xml:space="preserve">.</w:t>
@@ -14157,7 +14157,7 @@
         <w:t xml:space="preserve"> </w:t>
       </w:r>
       <w:r>
-        <w:t xml:space="preserve">Wikipedia contributors (2026c)</w:t>
+        <w:t xml:space="preserve">Wikipedia contributors [8]</w:t>
       </w:r>
       <w:r>
         <w:t xml:space="preserve">.</w:t>
@@ -15607,7 +15607,7 @@
         <w:t xml:space="preserve"> </w:t>
       </w:r>
       <w:r>
-        <w:t xml:space="preserve">Wikipedia contributors (2026a)</w:t>
+        <w:t xml:space="preserve">Wikipedia contributors [9]</w:t>
       </w:r>
       <w:r>
         <w:t xml:space="preserve">.</w:t>
@@ -16036,7 +16036,7 @@
         <w:t xml:space="preserve"> </w:t>
       </w:r>
       <w:r>
-        <w:t xml:space="preserve">(Hogg et al. 2019, sec. 9.3, p. 449)</w:t>
+        <w:t xml:space="preserve">[4, Sec. 9.3], p. 449</w:t>
       </w:r>
       <w:r>
         <w:t xml:space="preserve">.</w:t>
@@ -18517,7 +18517,7 @@
         </w:numPr>
       </w:pPr>
       <w:r>
-        <w:t xml:space="preserve">Hogg et al. (2019, sec. 9.3, pp. 446–455)</w:t>
+        <w:t xml:space="preserve">Hogg et al. [4, Sec. 9.3], pp. 446–455</w:t>
       </w:r>
       <w:r>
         <w:t xml:space="preserve"> </w:t>
@@ -18535,7 +18535,7 @@
         </w:numPr>
       </w:pPr>
       <w:r>
-        <w:t xml:space="preserve">Casella and Berger (2002, sec. 11.2, pp. 522–538)</w:t>
+        <w:t xml:space="preserve">Casella and Berger [10, Sec. 11.2], pp. 522–538</w:t>
       </w:r>
       <w:r>
         <w:t xml:space="preserve"> </w:t>
@@ -18553,7 +18553,7 @@
         </w:numPr>
       </w:pPr>
       <w:r>
-        <w:t xml:space="preserve">Rice (2007, sec. 12.2, pp. 477–488)</w:t>
+        <w:t xml:space="preserve">Rice [7, Sec. 12.2], pp. 477–488</w:t>
       </w:r>
       <w:r>
         <w:t xml:space="preserve"> </w:t>
@@ -18580,7 +18580,7 @@
         </w:numPr>
       </w:pPr>
       <w:r>
-        <w:t xml:space="preserve">Wikipedia contributors (2026e)</w:t>
+        <w:t xml:space="preserve">Wikipedia contributors [3]</w:t>
       </w:r>
       <w:r>
         <w:t xml:space="preserve"> </w:t>
@@ -18597,7 +18597,7 @@
         </w:numPr>
       </w:pPr>
       <w:r>
-        <w:t xml:space="preserve">Wikipedia contributors (2026f)</w:t>
+        <w:t xml:space="preserve">Wikipedia contributors [5]</w:t>
       </w:r>
       <w:r>
         <w:t xml:space="preserve"> </w:t>
@@ -18614,7 +18614,7 @@
         </w:numPr>
       </w:pPr>
       <w:r>
-        <w:t xml:space="preserve">Wikipedia contributors (2026a)</w:t>
+        <w:t xml:space="preserve">Wikipedia contributors [9]</w:t>
       </w:r>
       <w:r>
         <w:t xml:space="preserve"> </w:t>
@@ -18631,7 +18631,7 @@
         </w:numPr>
       </w:pPr>
       <w:r>
-        <w:t xml:space="preserve">Wikipedia contributors (2026b)</w:t>
+        <w:t xml:space="preserve">Wikipedia contributors [11]</w:t>
       </w:r>
       <w:r>
         <w:t xml:space="preserve"> </w:t>
@@ -18648,7 +18648,7 @@
         </w:numPr>
       </w:pPr>
       <w:r>
-        <w:t xml:space="preserve">Wikipedia contributors (2026d)</w:t>
+        <w:t xml:space="preserve">Wikipedia contributors [6]</w:t>
       </w:r>
       <w:r>
         <w:t xml:space="preserve"> </w:t>
@@ -18668,13 +18668,22 @@
       </w:r>
     </w:p>
     <w:bookmarkStart w:id="98" w:name="refs"/>
-    <w:bookmarkStart w:id="79" w:name="ref-CaseBerg01"/>
+    <w:bookmarkStart w:id="79" w:name="ref-vittinghoff2e"/>
     <w:p>
       <w:pPr>
         <w:pStyle w:val="Bibliography"/>
       </w:pPr>
       <w:r>
-        <w:t xml:space="preserve">Casella, George, and Roger Berger. 2002.</w:t>
+        <w:t xml:space="preserve">[1]</w:t>
+      </w:r>
+      <w:r>
+        <w:t xml:space="preserve"> </w:t>
+      </w:r>
+      <w:r>
+        <w:t xml:space="preserve">	</w:t>
+      </w:r>
+      <w:r>
+        <w:t xml:space="preserve">E. Vittinghoff, D. V. Glidden, S. C. Shiboski, and C. E. McCulloch,</w:t>
       </w:r>
       <w:r>
         <w:t xml:space="preserve"> </w:t>
@@ -18684,10 +18693,10 @@
           <w:i/>
           <w:iCs/>
         </w:rPr>
-        <w:t xml:space="preserve">Statistical Inference</w:t>
-      </w:r>
-      <w:r>
-        <w:t xml:space="preserve">. 2nd ed. Cengage Learning.</w:t>
+        <w:t xml:space="preserve">Regression methods in biostatistics: Linear, logistic, survival, and repeated measures models</w:t>
+      </w:r>
+      <w:r>
+        <w:t xml:space="preserve">, 2nd ed. Springer, 2012. doi:</w:t>
       </w:r>
       <w:r>
         <w:t xml:space="preserve"> </w:t>
@@ -18697,7 +18706,7 @@
           <w:rPr>
             <w:rStyle w:val="Hyperlink"/>
           </w:rPr>
-          <w:t xml:space="preserve">https://www.cengage.com/c/statistical-inference-2e-casella-berger/9780534243128/</w:t>
+          <w:t xml:space="preserve">10.1007/978-1-4614-1353-0</w:t>
         </w:r>
       </w:hyperlink>
       <w:r>
@@ -18705,13 +18714,22 @@
       </w:r>
     </w:p>
     <w:bookmarkEnd w:id="79"/>
-    <w:bookmarkStart w:id="80" w:name="ref-hoggtanis2015"/>
+    <w:bookmarkStart w:id="81" w:name="ref-HulleyStephen1998RToE"/>
     <w:p>
       <w:pPr>
         <w:pStyle w:val="Bibliography"/>
       </w:pPr>
       <w:r>
-        <w:t xml:space="preserve">Hogg, Robert V., Elliot A. Tanis, and Dale L. Zimmerman. 2019.</w:t>
+        <w:t xml:space="preserve">[2]</w:t>
+      </w:r>
+      <w:r>
+        <w:t xml:space="preserve"> </w:t>
+      </w:r>
+      <w:r>
+        <w:t xml:space="preserve">	</w:t>
+      </w:r>
+      <w:r>
+        <w:t xml:space="preserve">S. Hulley</w:t>
       </w:r>
       <w:r>
         <w:t xml:space="preserve"> </w:t>
@@ -18721,66 +18739,119 @@
           <w:i/>
           <w:iCs/>
         </w:rPr>
-        <w:t xml:space="preserve">Probability and Statistical Inference</w:t>
-      </w:r>
-      <w:r>
-        <w:t xml:space="preserve">. Tenth edition. Pearson.</w:t>
+        <w:t xml:space="preserve">et al.</w:t>
+      </w:r>
+      <w:r>
+        <w:t xml:space="preserve">,</w:t>
+      </w:r>
+      <w:r>
+        <w:t xml:space="preserve"> </w:t>
+      </w:r>
+      <w:r>
+        <w:t xml:space="preserve">“Randomized trial of estrogen plus progestin for secondary prevention of coronary heart disease in postmenopausal women,”</w:t>
+      </w:r>
+      <w:r>
+        <w:t xml:space="preserve"> </w:t>
+      </w:r>
+      <w:r>
+        <w:rPr>
+          <w:i/>
+          <w:iCs/>
+        </w:rPr>
+        <w:t xml:space="preserve">JAMA : the journal of the American Medical Association</w:t>
+      </w:r>
+      <w:r>
+        <w:t xml:space="preserve">, vol. 280, no. 7, pp. 605–613, 1998, doi:</w:t>
+      </w:r>
+      <w:r>
+        <w:t xml:space="preserve"> </w:t>
+      </w:r>
+      <w:hyperlink r:id="rId80">
+        <w:r>
+          <w:rPr>
+            <w:rStyle w:val="Hyperlink"/>
+          </w:rPr>
+          <w:t xml:space="preserve">10.1001/jama.280.7.605</w:t>
+        </w:r>
+      </w:hyperlink>
+      <w:r>
+        <w:t xml:space="preserve">.</w:t>
       </w:r>
     </w:p>
-    <w:bookmarkEnd w:id="80"/>
-    <w:bookmarkStart w:id="82" w:name="ref-HulleyStephen1998RToE"/>
+    <w:bookmarkEnd w:id="81"/>
+    <w:bookmarkStart w:id="83" w:name="ref-wikipedia_students_t_test"/>
     <w:p>
       <w:pPr>
         <w:pStyle w:val="Bibliography"/>
       </w:pPr>
       <w:r>
-        <w:t xml:space="preserve">Hulley, Stephen, Deborah Grady, Trudy Bush, et al. 1998.</w:t>
-      </w:r>
-      <w:r>
-        <w:t xml:space="preserve"> </w:t>
-      </w:r>
-      <w:r>
-        <w:t xml:space="preserve">“Randomized Trial of Estrogen Plus Progestin for Secondary Prevention of Coronary Heart Disease in Postmenopausal Women.”</w:t>
-      </w:r>
-      <w:r>
-        <w:t xml:space="preserve"> </w:t>
-      </w:r>
-      <w:r>
-        <w:rPr>
-          <w:i/>
-          <w:iCs/>
-        </w:rPr>
-        <w:t xml:space="preserve">JAMA : The Journal of the American Medical Association</w:t>
-      </w:r>
-      <w:r>
-        <w:t xml:space="preserve"> </w:t>
-      </w:r>
-      <w:r>
-        <w:t xml:space="preserve">(Chicago, IL) 280 (7): 605–13.</w:t>
-      </w:r>
-      <w:r>
-        <w:t xml:space="preserve"> </w:t>
-      </w:r>
-      <w:hyperlink r:id="rId81">
+        <w:t xml:space="preserve">[3]</w:t>
+      </w:r>
+      <w:r>
+        <w:t xml:space="preserve"> </w:t>
+      </w:r>
+      <w:r>
+        <w:t xml:space="preserve">	</w:t>
+      </w:r>
+      <w:r>
+        <w:t xml:space="preserve">Wikipedia contributors,</w:t>
+      </w:r>
+      <w:r>
+        <w:t xml:space="preserve"> </w:t>
+      </w:r>
+      <w:r>
+        <w:t xml:space="preserve">“Student’s t-test —</w:t>
+      </w:r>
+      <w:r>
+        <w:t xml:space="preserve"> </w:t>
+      </w:r>
+      <w:r>
+        <w:t xml:space="preserve">Wikipedia</w:t>
+      </w:r>
+      <w:r>
+        <w:t xml:space="preserve">,</w:t>
+      </w:r>
+      <w:r>
+        <w:t xml:space="preserve"> </w:t>
+      </w:r>
+      <w:r>
+        <w:t xml:space="preserve">the free encyclopedia.”</w:t>
+      </w:r>
+      <w:r>
+        <w:t xml:space="preserve"> </w:t>
+      </w:r>
+      <w:r>
+        <w:t xml:space="preserve">2026. Available:</w:t>
+      </w:r>
+      <w:r>
+        <w:t xml:space="preserve"> </w:t>
+      </w:r>
+      <w:hyperlink r:id="rId82">
         <w:r>
           <w:rPr>
             <w:rStyle w:val="Hyperlink"/>
           </w:rPr>
-          <w:t xml:space="preserve">https://doi.org/10.1001/jama.280.7.605</w:t>
+          <w:t xml:space="preserve">https://en.wikipedia.org/wiki/Student%27s_t-test</w:t>
         </w:r>
       </w:hyperlink>
-      <w:r>
-        <w:t xml:space="preserve">.</w:t>
-      </w:r>
     </w:p>
-    <w:bookmarkEnd w:id="82"/>
-    <w:bookmarkStart w:id="83" w:name="ref-rice2007mathematical"/>
+    <w:bookmarkEnd w:id="83"/>
+    <w:bookmarkStart w:id="84" w:name="ref-hoggtanis2015"/>
     <w:p>
       <w:pPr>
         <w:pStyle w:val="Bibliography"/>
       </w:pPr>
       <w:r>
-        <w:t xml:space="preserve">Rice, John A. 2007.</w:t>
+        <w:t xml:space="preserve">[4]</w:t>
+      </w:r>
+      <w:r>
+        <w:t xml:space="preserve"> </w:t>
+      </w:r>
+      <w:r>
+        <w:t xml:space="preserve">	</w:t>
+      </w:r>
+      <w:r>
+        <w:t xml:space="preserve">R. V. Hogg, E. A. Tanis, and D. L. Zimmerman,</w:t>
       </w:r>
       <w:r>
         <w:t xml:space="preserve"> </w:t>
@@ -18790,129 +18861,143 @@
           <w:i/>
           <w:iCs/>
         </w:rPr>
-        <w:t xml:space="preserve">Mathematical Statistics and Data Analysis</w:t>
-      </w:r>
-      <w:r>
-        <w:t xml:space="preserve">. 3rd ed. Cengage Learning.</w:t>
+        <w:t xml:space="preserve">Probability and statistical inference</w:t>
+      </w:r>
+      <w:r>
+        <w:t xml:space="preserve">, Tenth edition. Boston: Pearson, 2019.</w:t>
       </w:r>
     </w:p>
-    <w:bookmarkEnd w:id="83"/>
-    <w:bookmarkStart w:id="85" w:name="ref-vittinghoff2e"/>
+    <w:bookmarkEnd w:id="84"/>
+    <w:bookmarkStart w:id="86" w:name="ref-wikipedia_welchs_t_test"/>
     <w:p>
       <w:pPr>
         <w:pStyle w:val="Bibliography"/>
       </w:pPr>
       <w:r>
-        <w:t xml:space="preserve">Vittinghoff, Eric, David V Glidden, Stephen C Shiboski, and Charles E McCulloch. 2012.</w:t>
-      </w:r>
-      <w:r>
-        <w:t xml:space="preserve"> </w:t>
-      </w:r>
-      <w:r>
-        <w:rPr>
-          <w:i/>
-          <w:iCs/>
-        </w:rPr>
-        <w:t xml:space="preserve">Regression Methods in Biostatistics: Linear, Logistic, Survival, and Repeated Measures Models</w:t>
-      </w:r>
-      <w:r>
-        <w:t xml:space="preserve">. 2nd ed. Springer.</w:t>
-      </w:r>
-      <w:r>
-        <w:t xml:space="preserve"> </w:t>
-      </w:r>
-      <w:hyperlink r:id="rId84">
+        <w:t xml:space="preserve">[5]</w:t>
+      </w:r>
+      <w:r>
+        <w:t xml:space="preserve"> </w:t>
+      </w:r>
+      <w:r>
+        <w:t xml:space="preserve">	</w:t>
+      </w:r>
+      <w:r>
+        <w:t xml:space="preserve">Wikipedia contributors,</w:t>
+      </w:r>
+      <w:r>
+        <w:t xml:space="preserve"> </w:t>
+      </w:r>
+      <w:r>
+        <w:t xml:space="preserve">“Welch’s t-test —</w:t>
+      </w:r>
+      <w:r>
+        <w:t xml:space="preserve"> </w:t>
+      </w:r>
+      <w:r>
+        <w:t xml:space="preserve">Wikipedia</w:t>
+      </w:r>
+      <w:r>
+        <w:t xml:space="preserve">,</w:t>
+      </w:r>
+      <w:r>
+        <w:t xml:space="preserve"> </w:t>
+      </w:r>
+      <w:r>
+        <w:t xml:space="preserve">the free encyclopedia.”</w:t>
+      </w:r>
+      <w:r>
+        <w:t xml:space="preserve"> </w:t>
+      </w:r>
+      <w:r>
+        <w:t xml:space="preserve">2026. Available:</w:t>
+      </w:r>
+      <w:r>
+        <w:t xml:space="preserve"> </w:t>
+      </w:r>
+      <w:hyperlink r:id="rId85">
         <w:r>
           <w:rPr>
             <w:rStyle w:val="Hyperlink"/>
           </w:rPr>
-          <w:t xml:space="preserve">https://doi.org/10.1007/978-1-4614-1353-0</w:t>
+          <w:t xml:space="preserve">https://en.wikipedia.org/wiki/Welch%27s_t-test</w:t>
         </w:r>
       </w:hyperlink>
-      <w:r>
-        <w:t xml:space="preserve">.</w:t>
-      </w:r>
     </w:p>
-    <w:bookmarkEnd w:id="85"/>
-    <w:bookmarkStart w:id="87" w:name="ref-wikipedia_analysis_of_variance"/>
+    <w:bookmarkEnd w:id="86"/>
+    <w:bookmarkStart w:id="88" w:name="ref-wikipedia_pooled_variance"/>
     <w:p>
       <w:pPr>
         <w:pStyle w:val="Bibliography"/>
       </w:pPr>
       <w:r>
-        <w:t xml:space="preserve">Wikipedia contributors. 2026a.</w:t>
-      </w:r>
-      <w:r>
-        <w:t xml:space="preserve"> </w:t>
-      </w:r>
-      <w:r>
-        <w:rPr>
-          <w:i/>
-          <w:iCs/>
-        </w:rPr>
-        <w:t xml:space="preserve">Analysis of Variance —</w:t>
-      </w:r>
-      <w:r>
-        <w:rPr>
-          <w:i/>
-          <w:iCs/>
-        </w:rPr>
-        <w:t xml:space="preserve"> </w:t>
-      </w:r>
-      <w:r>
-        <w:rPr>
-          <w:i/>
-          <w:iCs/>
-        </w:rPr>
+        <w:t xml:space="preserve">[6]</w:t>
+      </w:r>
+      <w:r>
+        <w:t xml:space="preserve"> </w:t>
+      </w:r>
+      <w:r>
+        <w:t xml:space="preserve">	</w:t>
+      </w:r>
+      <w:r>
+        <w:t xml:space="preserve">Wikipedia contributors,</w:t>
+      </w:r>
+      <w:r>
+        <w:t xml:space="preserve"> </w:t>
+      </w:r>
+      <w:r>
+        <w:t xml:space="preserve">“Pooled variance —</w:t>
+      </w:r>
+      <w:r>
+        <w:t xml:space="preserve"> </w:t>
+      </w:r>
+      <w:r>
         <w:t xml:space="preserve">Wikipedia</w:t>
       </w:r>
       <w:r>
-        <w:rPr>
-          <w:i/>
-          <w:iCs/>
-        </w:rPr>
         <w:t xml:space="preserve">,</w:t>
       </w:r>
       <w:r>
-        <w:rPr>
-          <w:i/>
-          <w:iCs/>
-        </w:rPr>
-        <w:t xml:space="preserve"> </w:t>
-      </w:r>
-      <w:r>
-        <w:rPr>
-          <w:i/>
-          <w:iCs/>
-        </w:rPr>
-        <w:t xml:space="preserve">the Free Encyclopedia</w:t>
-      </w:r>
-      <w:r>
-        <w:t xml:space="preserve">.</w:t>
-      </w:r>
-      <w:r>
-        <w:t xml:space="preserve"> </w:t>
-      </w:r>
-      <w:hyperlink r:id="rId86">
+        <w:t xml:space="preserve"> </w:t>
+      </w:r>
+      <w:r>
+        <w:t xml:space="preserve">the free encyclopedia.”</w:t>
+      </w:r>
+      <w:r>
+        <w:t xml:space="preserve"> </w:t>
+      </w:r>
+      <w:r>
+        <w:t xml:space="preserve">2026. Available:</w:t>
+      </w:r>
+      <w:r>
+        <w:t xml:space="preserve"> </w:t>
+      </w:r>
+      <w:hyperlink r:id="rId87">
         <w:r>
           <w:rPr>
             <w:rStyle w:val="Hyperlink"/>
           </w:rPr>
-          <w:t xml:space="preserve">https://en.wikipedia.org/wiki/Analysis_of_variance</w:t>
+          <w:t xml:space="preserve">https://en.wikipedia.org/wiki/Pooled_variance</w:t>
         </w:r>
       </w:hyperlink>
-      <w:r>
-        <w:t xml:space="preserve">.</w:t>
-      </w:r>
     </w:p>
-    <w:bookmarkEnd w:id="87"/>
-    <w:bookmarkStart w:id="89" w:name="ref-wikipedia_f_test"/>
+    <w:bookmarkEnd w:id="88"/>
+    <w:bookmarkStart w:id="89" w:name="ref-rice2007mathematical"/>
     <w:p>
       <w:pPr>
         <w:pStyle w:val="Bibliography"/>
       </w:pPr>
       <w:r>
-        <w:t xml:space="preserve">Wikipedia contributors. 2026b.</w:t>
+        <w:t xml:space="preserve">[7]</w:t>
+      </w:r>
+      <w:r>
+        <w:t xml:space="preserve"> </w:t>
+      </w:r>
+      <w:r>
+        <w:t xml:space="preserve">	</w:t>
+      </w:r>
+      <w:r>
+        <w:t xml:space="preserve">J. A. Rice,</w:t>
       </w:r>
       <w:r>
         <w:t xml:space="preserve"> </w:t>
@@ -18922,59 +19007,10 @@
           <w:i/>
           <w:iCs/>
         </w:rPr>
-        <w:t xml:space="preserve">F-Test —</w:t>
-      </w:r>
-      <w:r>
-        <w:rPr>
-          <w:i/>
-          <w:iCs/>
-        </w:rPr>
-        <w:t xml:space="preserve"> </w:t>
-      </w:r>
-      <w:r>
-        <w:rPr>
-          <w:i/>
-          <w:iCs/>
-        </w:rPr>
-        <w:t xml:space="preserve">Wikipedia</w:t>
-      </w:r>
-      <w:r>
-        <w:rPr>
-          <w:i/>
-          <w:iCs/>
-        </w:rPr>
-        <w:t xml:space="preserve">,</w:t>
-      </w:r>
-      <w:r>
-        <w:rPr>
-          <w:i/>
-          <w:iCs/>
-        </w:rPr>
-        <w:t xml:space="preserve"> </w:t>
-      </w:r>
-      <w:r>
-        <w:rPr>
-          <w:i/>
-          <w:iCs/>
-        </w:rPr>
-        <w:t xml:space="preserve">the Free Encyclopedia</w:t>
-      </w:r>
-      <w:r>
-        <w:t xml:space="preserve">.</w:t>
-      </w:r>
-      <w:r>
-        <w:t xml:space="preserve"> </w:t>
-      </w:r>
-      <w:hyperlink r:id="rId88">
-        <w:r>
-          <w:rPr>
-            <w:rStyle w:val="Hyperlink"/>
-          </w:rPr>
-          <w:t xml:space="preserve">https://en.wikipedia.org/wiki/F-test</w:t>
-        </w:r>
-      </w:hyperlink>
-      <w:r>
-        <w:t xml:space="preserve">.</w:t>
+        <w:t xml:space="preserve">Mathematical statistics and data analysis</w:t>
+      </w:r>
+      <w:r>
+        <w:t xml:space="preserve">, 3rd ed. Belmont, CA: Cengage Learning, 2007.</w:t>
       </w:r>
     </w:p>
     <w:bookmarkEnd w:id="89"/>
@@ -18984,55 +19020,43 @@
         <w:pStyle w:val="Bibliography"/>
       </w:pPr>
       <w:r>
-        <w:t xml:space="preserve">Wikipedia contributors. 2026c.</w:t>
-      </w:r>
-      <w:r>
-        <w:t xml:space="preserve"> </w:t>
-      </w:r>
-      <w:r>
-        <w:rPr>
-          <w:i/>
-          <w:iCs/>
-        </w:rPr>
-        <w:t xml:space="preserve">Partition of Sums of Squares —</w:t>
-      </w:r>
-      <w:r>
-        <w:rPr>
-          <w:i/>
-          <w:iCs/>
-        </w:rPr>
-        <w:t xml:space="preserve"> </w:t>
-      </w:r>
-      <w:r>
-        <w:rPr>
-          <w:i/>
-          <w:iCs/>
-        </w:rPr>
+        <w:t xml:space="preserve">[8]</w:t>
+      </w:r>
+      <w:r>
+        <w:t xml:space="preserve"> </w:t>
+      </w:r>
+      <w:r>
+        <w:t xml:space="preserve">	</w:t>
+      </w:r>
+      <w:r>
+        <w:t xml:space="preserve">Wikipedia contributors,</w:t>
+      </w:r>
+      <w:r>
+        <w:t xml:space="preserve"> </w:t>
+      </w:r>
+      <w:r>
+        <w:t xml:space="preserve">“Partition of sums of squares —</w:t>
+      </w:r>
+      <w:r>
+        <w:t xml:space="preserve"> </w:t>
+      </w:r>
+      <w:r>
         <w:t xml:space="preserve">Wikipedia</w:t>
       </w:r>
       <w:r>
-        <w:rPr>
-          <w:i/>
-          <w:iCs/>
-        </w:rPr>
         <w:t xml:space="preserve">,</w:t>
       </w:r>
       <w:r>
-        <w:rPr>
-          <w:i/>
-          <w:iCs/>
-        </w:rPr>
-        <w:t xml:space="preserve"> </w:t>
-      </w:r>
-      <w:r>
-        <w:rPr>
-          <w:i/>
-          <w:iCs/>
-        </w:rPr>
-        <w:t xml:space="preserve">the Free Encyclopedia</w:t>
-      </w:r>
-      <w:r>
-        <w:t xml:space="preserve">.</w:t>
+        <w:t xml:space="preserve"> </w:t>
+      </w:r>
+      <w:r>
+        <w:t xml:space="preserve">the free encyclopedia.”</w:t>
+      </w:r>
+      <w:r>
+        <w:t xml:space="preserve"> </w:t>
+      </w:r>
+      <w:r>
+        <w:t xml:space="preserve">2026. Available:</w:t>
       </w:r>
       <w:r>
         <w:t xml:space="preserve"> </w:t>
@@ -19045,66 +19069,51 @@
           <w:t xml:space="preserve">https://en.wikipedia.org/wiki/Partition_of_sums_of_squares</w:t>
         </w:r>
       </w:hyperlink>
-      <w:r>
-        <w:t xml:space="preserve">.</w:t>
-      </w:r>
     </w:p>
     <w:bookmarkEnd w:id="91"/>
-    <w:bookmarkStart w:id="93" w:name="ref-wikipedia_pooled_variance"/>
+    <w:bookmarkStart w:id="93" w:name="ref-wikipedia_analysis_of_variance"/>
     <w:p>
       <w:pPr>
         <w:pStyle w:val="Bibliography"/>
       </w:pPr>
       <w:r>
-        <w:t xml:space="preserve">Wikipedia contributors. 2026d.</w:t>
-      </w:r>
-      <w:r>
-        <w:t xml:space="preserve"> </w:t>
-      </w:r>
-      <w:r>
-        <w:rPr>
-          <w:i/>
-          <w:iCs/>
-        </w:rPr>
-        <w:t xml:space="preserve">Pooled Variance —</w:t>
-      </w:r>
-      <w:r>
-        <w:rPr>
-          <w:i/>
-          <w:iCs/>
-        </w:rPr>
-        <w:t xml:space="preserve"> </w:t>
-      </w:r>
-      <w:r>
-        <w:rPr>
-          <w:i/>
-          <w:iCs/>
-        </w:rPr>
+        <w:t xml:space="preserve">[9]</w:t>
+      </w:r>
+      <w:r>
+        <w:t xml:space="preserve"> </w:t>
+      </w:r>
+      <w:r>
+        <w:t xml:space="preserve">	</w:t>
+      </w:r>
+      <w:r>
+        <w:t xml:space="preserve">Wikipedia contributors,</w:t>
+      </w:r>
+      <w:r>
+        <w:t xml:space="preserve"> </w:t>
+      </w:r>
+      <w:r>
+        <w:t xml:space="preserve">“Analysis of variance —</w:t>
+      </w:r>
+      <w:r>
+        <w:t xml:space="preserve"> </w:t>
+      </w:r>
+      <w:r>
         <w:t xml:space="preserve">Wikipedia</w:t>
       </w:r>
       <w:r>
-        <w:rPr>
-          <w:i/>
-          <w:iCs/>
-        </w:rPr>
         <w:t xml:space="preserve">,</w:t>
       </w:r>
       <w:r>
-        <w:rPr>
-          <w:i/>
-          <w:iCs/>
-        </w:rPr>
-        <w:t xml:space="preserve"> </w:t>
-      </w:r>
-      <w:r>
-        <w:rPr>
-          <w:i/>
-          <w:iCs/>
-        </w:rPr>
-        <w:t xml:space="preserve">the Free Encyclopedia</w:t>
-      </w:r>
-      <w:r>
-        <w:t xml:space="preserve">.</w:t>
+        <w:t xml:space="preserve"> </w:t>
+      </w:r>
+      <w:r>
+        <w:t xml:space="preserve">the free encyclopedia.”</w:t>
+      </w:r>
+      <w:r>
+        <w:t xml:space="preserve"> </w:t>
+      </w:r>
+      <w:r>
+        <w:t xml:space="preserve">2026. Available:</w:t>
       </w:r>
       <w:r>
         <w:t xml:space="preserve"> </w:t>
@@ -19114,21 +19123,27 @@
           <w:rPr>
             <w:rStyle w:val="Hyperlink"/>
           </w:rPr>
-          <w:t xml:space="preserve">https://en.wikipedia.org/wiki/Pooled_variance</w:t>
+          <w:t xml:space="preserve">https://en.wikipedia.org/wiki/Analysis_of_variance</w:t>
         </w:r>
       </w:hyperlink>
-      <w:r>
-        <w:t xml:space="preserve">.</w:t>
-      </w:r>
     </w:p>
     <w:bookmarkEnd w:id="93"/>
-    <w:bookmarkStart w:id="95" w:name="ref-wikipedia_students_t_test"/>
+    <w:bookmarkStart w:id="95" w:name="ref-CaseBerg01"/>
     <w:p>
       <w:pPr>
         <w:pStyle w:val="Bibliography"/>
       </w:pPr>
       <w:r>
-        <w:t xml:space="preserve">Wikipedia contributors. 2026e.</w:t>
+        <w:t xml:space="preserve">[10]</w:t>
+      </w:r>
+      <w:r>
+        <w:t xml:space="preserve"> </w:t>
+      </w:r>
+      <w:r>
+        <w:t xml:space="preserve">	</w:t>
+      </w:r>
+      <w:r>
+        <w:t xml:space="preserve">G. Casella and R. Berger,</w:t>
       </w:r>
       <w:r>
         <w:t xml:space="preserve"> </w:t>
@@ -19138,45 +19153,10 @@
           <w:i/>
           <w:iCs/>
         </w:rPr>
-        <w:t xml:space="preserve">Student’s t-Test —</w:t>
-      </w:r>
-      <w:r>
-        <w:rPr>
-          <w:i/>
-          <w:iCs/>
-        </w:rPr>
-        <w:t xml:space="preserve"> </w:t>
-      </w:r>
-      <w:r>
-        <w:rPr>
-          <w:i/>
-          <w:iCs/>
-        </w:rPr>
-        <w:t xml:space="preserve">Wikipedia</w:t>
-      </w:r>
-      <w:r>
-        <w:rPr>
-          <w:i/>
-          <w:iCs/>
-        </w:rPr>
-        <w:t xml:space="preserve">,</w:t>
-      </w:r>
-      <w:r>
-        <w:rPr>
-          <w:i/>
-          <w:iCs/>
-        </w:rPr>
-        <w:t xml:space="preserve"> </w:t>
-      </w:r>
-      <w:r>
-        <w:rPr>
-          <w:i/>
-          <w:iCs/>
-        </w:rPr>
-        <w:t xml:space="preserve">the Free Encyclopedia</w:t>
-      </w:r>
-      <w:r>
-        <w:t xml:space="preserve">.</w:t>
+        <w:t xml:space="preserve">Statistical inference</w:t>
+      </w:r>
+      <w:r>
+        <w:t xml:space="preserve">, 2nd ed. Cengage Learning, 2002. Available:</w:t>
       </w:r>
       <w:r>
         <w:t xml:space="preserve"> </w:t>
@@ -19186,69 +19166,54 @@
           <w:rPr>
             <w:rStyle w:val="Hyperlink"/>
           </w:rPr>
-          <w:t xml:space="preserve">https://en.wikipedia.org/wiki/Student%27s_t-test</w:t>
+          <w:t xml:space="preserve">https://www.cengage.com/c/statistical-inference-2e-casella-berger/9780534243128/</w:t>
         </w:r>
       </w:hyperlink>
-      <w:r>
-        <w:t xml:space="preserve">.</w:t>
-      </w:r>
     </w:p>
     <w:bookmarkEnd w:id="95"/>
-    <w:bookmarkStart w:id="97" w:name="ref-wikipedia_welchs_t_test"/>
+    <w:bookmarkStart w:id="97" w:name="ref-wikipedia_f_test"/>
     <w:p>
       <w:pPr>
         <w:pStyle w:val="Bibliography"/>
       </w:pPr>
       <w:r>
-        <w:t xml:space="preserve">Wikipedia contributors. 2026f.</w:t>
-      </w:r>
-      <w:r>
-        <w:t xml:space="preserve"> </w:t>
-      </w:r>
-      <w:r>
-        <w:rPr>
-          <w:i/>
-          <w:iCs/>
-        </w:rPr>
-        <w:t xml:space="preserve">Welch’s t-Test —</w:t>
-      </w:r>
-      <w:r>
-        <w:rPr>
-          <w:i/>
-          <w:iCs/>
-        </w:rPr>
-        <w:t xml:space="preserve"> </w:t>
-      </w:r>
-      <w:r>
-        <w:rPr>
-          <w:i/>
-          <w:iCs/>
-        </w:rPr>
+        <w:t xml:space="preserve">[11]</w:t>
+      </w:r>
+      <w:r>
+        <w:t xml:space="preserve"> </w:t>
+      </w:r>
+      <w:r>
+        <w:t xml:space="preserve">	</w:t>
+      </w:r>
+      <w:r>
+        <w:t xml:space="preserve">Wikipedia contributors,</w:t>
+      </w:r>
+      <w:r>
+        <w:t xml:space="preserve"> </w:t>
+      </w:r>
+      <w:r>
+        <w:t xml:space="preserve">“F-test —</w:t>
+      </w:r>
+      <w:r>
+        <w:t xml:space="preserve"> </w:t>
+      </w:r>
+      <w:r>
         <w:t xml:space="preserve">Wikipedia</w:t>
       </w:r>
       <w:r>
-        <w:rPr>
-          <w:i/>
-          <w:iCs/>
-        </w:rPr>
         <w:t xml:space="preserve">,</w:t>
       </w:r>
       <w:r>
-        <w:rPr>
-          <w:i/>
-          <w:iCs/>
-        </w:rPr>
-        <w:t xml:space="preserve"> </w:t>
-      </w:r>
-      <w:r>
-        <w:rPr>
-          <w:i/>
-          <w:iCs/>
-        </w:rPr>
-        <w:t xml:space="preserve">the Free Encyclopedia</w:t>
-      </w:r>
-      <w:r>
-        <w:t xml:space="preserve">.</w:t>
+        <w:t xml:space="preserve"> </w:t>
+      </w:r>
+      <w:r>
+        <w:t xml:space="preserve">the free encyclopedia.”</w:t>
+      </w:r>
+      <w:r>
+        <w:t xml:space="preserve"> </w:t>
+      </w:r>
+      <w:r>
+        <w:t xml:space="preserve">2026. Available:</w:t>
       </w:r>
       <w:r>
         <w:t xml:space="preserve"> </w:t>
@@ -19258,12 +19223,9 @@
           <w:rPr>
             <w:rStyle w:val="Hyperlink"/>
           </w:rPr>
-          <w:t xml:space="preserve">https://en.wikipedia.org/wiki/Welch%27s_t-test</w:t>
+          <w:t xml:space="preserve">https://en.wikipedia.org/wiki/F-test</w:t>
         </w:r>
       </w:hyperlink>
-      <w:r>
-        <w:t xml:space="preserve">.</w:t>
-      </w:r>
     </w:p>
     <w:bookmarkEnd w:id="97"/>
     <w:bookmarkEnd w:id="98"/>
